--- a/00-首页/学生讲义Word/化学平衡-超级充实版（自学完整）.docx
+++ b/00-首页/学生讲义Word/化学平衡-超级充实版（自学完整）.docx
@@ -39472,12 +39472,27 @@
       <w:jc w:val="center"/>
     </w:pPr>
     <w:r>
+      <w:rPr>
+        <w:rFonts w:ascii="Times New Roman" w:hAnsi="Times New Roman" w:eastAsia="Times New Roman"/>
+        <w:b w:val="0"/>
+        <w:sz w:val="20"/>
+      </w:rPr>
       <w:fldChar w:fldCharType="begin"/>
     </w:r>
     <w:r>
+      <w:rPr>
+        <w:rFonts w:ascii="Times New Roman" w:hAnsi="Times New Roman" w:eastAsia="Times New Roman"/>
+        <w:b w:val="0"/>
+        <w:sz w:val="20"/>
+      </w:rPr>
       <w:instrText xml:space="preserve"> PAGE </w:instrText>
     </w:r>
     <w:r>
+      <w:rPr>
+        <w:rFonts w:ascii="Times New Roman" w:hAnsi="Times New Roman" w:eastAsia="Times New Roman"/>
+        <w:b w:val="0"/>
+        <w:sz w:val="20"/>
+      </w:rPr>
       <w:fldChar w:fldCharType="end"/>
     </w:r>
   </w:p>
